--- a/要求.docx
+++ b/要求.docx
@@ -11,6 +11,23 @@
       </w:pPr>
       <w:r>
         <w:rPr>
+          <w:rFonts w:hint="eastAsia"/>
+          <w:b/>
+          <w:bCs/>
+        </w:rPr>
+        <w:t>增加了内容</w:t>
+      </w:r>
+    </w:p>
+    <w:p>
+      <w:pPr>
+        <w:rPr>
+          <w:rFonts w:hint="eastAsia"/>
+          <w:b/>
+          <w:bCs/>
+        </w:rPr>
+      </w:pPr>
+      <w:r>
+        <w:rPr>
           <w:b/>
           <w:bCs/>
         </w:rPr>
@@ -18,11 +35,21 @@
       </w:r>
     </w:p>
     <w:p>
+      <w:pPr>
+        <w:rPr>
+          <w:rFonts w:hint="eastAsia"/>
+        </w:rPr>
+      </w:pPr>
       <w:r>
         <w:t>为深入贯彻《“健康中国2030”规划纲要》及国家卫生健康领域有关文件精神，落实“临床护理人文关怀促进计划”核心目标，系统发掘、展示并传播临床护理实践中在人文关怀、服务创新、医患互信和团队成长方面的典型成果，中国社会福利基金会·护爱基金拟组织开展“2026年度护理人文创新优秀案例展播征集与传播活动”。现将有关事项通知如下。</w:t>
       </w:r>
     </w:p>
     <w:p>
+      <w:pPr>
+        <w:rPr>
+          <w:rFonts w:hint="eastAsia"/>
+        </w:rPr>
+      </w:pPr>
       <w:r>
         <w:t>01</w:t>
       </w:r>
@@ -37,6 +64,7 @@
     <w:p>
       <w:pPr>
         <w:rPr>
+          <w:rFonts w:hint="eastAsia"/>
           <w:b/>
           <w:bCs/>
         </w:rPr>
@@ -50,6 +78,11 @@
       </w:r>
     </w:p>
     <w:p>
+      <w:pPr>
+        <w:rPr>
+          <w:rFonts w:hint="eastAsia"/>
+        </w:rPr>
+      </w:pPr>
       <w:r>
         <w:t>灯塔之光·温暖照护——</w:t>
       </w:r>
@@ -63,6 +96,11 @@
       </w:r>
     </w:p>
     <w:p>
+      <w:pPr>
+        <w:rPr>
+          <w:rFonts w:hint="eastAsia"/>
+        </w:rPr>
+      </w:pPr>
       <w:r>
         <w:t>02</w:t>
       </w:r>
@@ -75,6 +113,11 @@
       </w:r>
     </w:p>
     <w:p>
+      <w:pPr>
+        <w:rPr>
+          <w:rFonts w:hint="eastAsia"/>
+        </w:rPr>
+      </w:pPr>
       <w:r>
         <w:rPr>
           <w:b/>
@@ -87,6 +130,11 @@
       </w:r>
     </w:p>
     <w:p>
+      <w:pPr>
+        <w:rPr>
+          <w:rFonts w:hint="eastAsia"/>
+        </w:rPr>
+      </w:pPr>
       <w:r>
         <w:rPr>
           <w:b/>
@@ -99,6 +147,11 @@
       </w:r>
     </w:p>
     <w:p>
+      <w:pPr>
+        <w:rPr>
+          <w:rFonts w:hint="eastAsia"/>
+        </w:rPr>
+      </w:pPr>
       <w:r>
         <w:rPr>
           <w:b/>
@@ -111,6 +164,11 @@
       </w:r>
     </w:p>
     <w:p>
+      <w:pPr>
+        <w:rPr>
+          <w:rFonts w:hint="eastAsia"/>
+        </w:rPr>
+      </w:pPr>
       <w:r>
         <w:rPr>
           <w:b/>
@@ -123,6 +181,11 @@
       </w:r>
     </w:p>
     <w:p>
+      <w:pPr>
+        <w:rPr>
+          <w:rFonts w:hint="eastAsia"/>
+        </w:rPr>
+      </w:pPr>
       <w:r>
         <w:rPr>
           <w:b/>
@@ -135,6 +198,11 @@
       </w:r>
     </w:p>
     <w:p>
+      <w:pPr>
+        <w:rPr>
+          <w:rFonts w:hint="eastAsia"/>
+        </w:rPr>
+      </w:pPr>
       <w:r>
         <w:t>03</w:t>
       </w:r>
@@ -147,6 +215,11 @@
       </w:r>
     </w:p>
     <w:p>
+      <w:pPr>
+        <w:rPr>
+          <w:rFonts w:hint="eastAsia"/>
+        </w:rPr>
+      </w:pPr>
       <w:r>
         <w:rPr>
           <w:b/>
@@ -159,6 +232,11 @@
       </w:r>
     </w:p>
     <w:p>
+      <w:pPr>
+        <w:rPr>
+          <w:rFonts w:hint="eastAsia"/>
+        </w:rPr>
+      </w:pPr>
       <w:r>
         <w:rPr>
           <w:b/>
@@ -173,6 +251,7 @@
     <w:p>
       <w:pPr>
         <w:rPr>
+          <w:rFonts w:hint="eastAsia"/>
           <w:b/>
           <w:bCs/>
         </w:rPr>
@@ -188,6 +267,7 @@
     <w:p>
       <w:pPr>
         <w:rPr>
+          <w:rFonts w:hint="eastAsia"/>
           <w:b/>
           <w:bCs/>
         </w:rPr>
@@ -201,6 +281,11 @@
       </w:r>
     </w:p>
     <w:p>
+      <w:pPr>
+        <w:rPr>
+          <w:rFonts w:hint="eastAsia"/>
+        </w:rPr>
+      </w:pPr>
       <w:r>
         <w:t>聚焦患者、家属及护士的心理支持、情感抚慰、心灵沟通与尊严维护等暖心照护实践。</w:t>
       </w:r>
@@ -208,6 +293,7 @@
     <w:p>
       <w:pPr>
         <w:rPr>
+          <w:rFonts w:hint="eastAsia"/>
           <w:b/>
           <w:bCs/>
         </w:rPr>
@@ -221,6 +307,11 @@
       </w:r>
     </w:p>
     <w:p>
+      <w:pPr>
+        <w:rPr>
+          <w:rFonts w:hint="eastAsia"/>
+        </w:rPr>
+      </w:pPr>
       <w:r>
         <w:t>聚焦护理服务、管理流程、工具应用、健康教育及新技术应用等已落地并取得成效的创新实践。</w:t>
       </w:r>
@@ -228,27 +319,34 @@
     <w:p>
       <w:pPr>
         <w:rPr>
-          <w:b/>
-          <w:bCs/>
-        </w:rPr>
-      </w:pPr>
-      <w:r>
-        <w:rPr>
-          <w:b/>
-          <w:bCs/>
-        </w:rPr>
+          <w:rFonts w:hint="eastAsia"/>
+          <w:b/>
+          <w:bCs/>
+        </w:rPr>
+      </w:pPr>
+      <w:r>
+        <w:rPr>
+          <w:b/>
+          <w:bCs/>
+        </w:rPr>
+        <w:lastRenderedPageBreak/>
         <w:t>和谐医患构建</w:t>
       </w:r>
     </w:p>
     <w:p>
-      <w:r>
-        <w:lastRenderedPageBreak/>
+      <w:pPr>
+        <w:rPr>
+          <w:rFonts w:hint="eastAsia"/>
+        </w:rPr>
+      </w:pPr>
+      <w:r>
         <w:t>聚焦护患沟通、透明告知、风险防控、矛盾预警与化解以及特殊群体沟通等实践。</w:t>
       </w:r>
     </w:p>
     <w:p>
       <w:pPr>
         <w:rPr>
+          <w:rFonts w:hint="eastAsia"/>
           <w:b/>
           <w:bCs/>
         </w:rPr>
@@ -262,11 +360,21 @@
       </w:r>
     </w:p>
     <w:p>
+      <w:pPr>
+        <w:rPr>
+          <w:rFonts w:hint="eastAsia"/>
+        </w:rPr>
+      </w:pPr>
       <w:r>
         <w:t>聚焦团队凝聚、职业幸福、心理支持、协作效率、能力成长及创新支持机制等实践。</w:t>
       </w:r>
     </w:p>
     <w:p>
+      <w:pPr>
+        <w:rPr>
+          <w:rFonts w:hint="eastAsia"/>
+        </w:rPr>
+      </w:pPr>
       <w:r>
         <w:rPr>
           <w:b/>
@@ -279,6 +387,11 @@
       </w:r>
     </w:p>
     <w:p>
+      <w:pPr>
+        <w:rPr>
+          <w:rFonts w:hint="eastAsia"/>
+        </w:rPr>
+      </w:pPr>
       <w:r>
         <w:rPr>
           <w:b/>
@@ -290,7 +403,13 @@
         <w:t>案例须为申报小组自主开展、已经实际落地并取得真实成效的护理人文实践，不得将设想、计划或未完成项目作为既有成果申报。</w:t>
       </w:r>
     </w:p>
-    <w:p/>
+    <w:p>
+      <w:pPr>
+        <w:rPr>
+          <w:rFonts w:hint="eastAsia"/>
+        </w:rPr>
+      </w:pPr>
+    </w:p>
     <w:sectPr>
       <w:pgSz w:w="11906" w:h="16838"/>
       <w:pgMar w:top="1440" w:right="1800" w:bottom="1440" w:left="1800" w:header="720" w:footer="720" w:gutter="0"/>
@@ -970,6 +1089,7 @@
   <w:style w:type="character" w:default="1" w:styleId="a0">
     <w:name w:val="Default Paragraph Font"/>
     <w:uiPriority w:val="1"/>
+    <w:semiHidden/>
     <w:unhideWhenUsed/>
   </w:style>
   <w:style w:type="table" w:default="1" w:styleId="a1">
